--- a/javoblar/136.docx
+++ b/javoblar/136.docx
@@ -417,7 +417,7 @@
           <w:sz w:val="28"/>
           <w:szCs w:val="28"/>
         </w:rPr>
-        <w:t xml:space="preserve">Quturishning oldini olishdagi yetakchi chora-tadbirlar: itlarni ommaviy emlash va qarovsiz hayvonlar nazorati; jarohatga zudlik bilan ishlov berish; ekspozitsiyadan keyin immunoglobulin va vaksina kursi; xavfi yuqori guruhlarni profilaktik emlash; aholini o'qitish va nazorat. Milliy hujjatlarda qarovsiz hayvonlarni otish ham ko'zda tutilgan, JSST esa buni samarasiz deb biladi — bu farq tasdiqlanmagan; O'zbekistonda itlarni ommaviy emlash hajmi va qamrovi haqida kutubxonada ma'lumot topilmadi (tasdiqlanmagan). Shu bois yetakchi chora-tadbirlar samaradorligini baholash uchun rejaga qamrov ko'rsatkichlarini (emlangan itlar ulushi, antirabik kursni tugatganlar ulushi, laboratoriyada tekshirilgan hayvonlar soni) kiritish tavsiya etiladi.</w:t>
+        <w:t xml:space="preserve">Quturishning oldini olishdagi yetakchi chora-tadbirlar: itlarni ommaviy emlash va qarovsiz hayvonlar nazorati; jarohatga zudlik bilan ishlov berish; ekspozitsiyadan keyin immunoglobulin va vaksina kursi; xavfi yuqori guruhlarni profilaktik emlash; aholini o'qitish va doimiy nazorat, hamda barcha bo'g'inlarning bir-biri bilan hamkorlikda ishlashi. Milliy hujjatlarda qarovsiz hayvonlarni otish ham ko'zda tutilgan, JSST esa buni samarasiz deb biladi — bu farq tasdiqlanmagan; O'zbekistonda itlarni ommaviy emlash hajmi va qamrovi haqida kutubxonada ma'lumot topilmadi (tasdiqlanmagan). Bu ma'lumotlar yo'qligi nazorat tizimidagi bo'shliqni ko'rsatadi. Shu bois yetakchi chora-tadbirlar samaradorligini baholash uchun rejaga qamrov ko'rsatkichlarini (emlangan itlar ulushi, antirabik kursni tugatganlar ulushi, laboratoriyada tekshirilgan hayvonlar soni) kiritish tavsiya etiladi.</w:t>
       </w:r>
     </w:p>
     <w:p>
